--- a/dosyalar/performans-proje/9-sinif/arapca-9-sinif-performans-proje.docx
+++ b/dosyalar/performans-proje/9-sinif/arapca-9-sinif-performans-proje.docx
@@ -1955,7 +1955,7 @@
                 <w:szCs w:val="32"/>
                 <w:rtl/>
               </w:rPr>
-              <w:t xml:space="preserve">يَوْمِي فِي الْمَدْرَسَةِ</w:t>
+              <w:t xml:space="preserve">يَوْمِي فِي المَدْرَسَةِ</w:t>
             </w:r>
           </w:p>
           <w:p>
@@ -1973,7 +1973,7 @@
                 <w:szCs w:val="30"/>
                 <w:rtl/>
               </w:rPr>
-              <w:t xml:space="preserve">أَذْهَبُ إِلَى الْمَدْرَسَةِ فِي السَّاعَةِ الثَّامِنَةِ.</w:t>
+              <w:t xml:space="preserve">أَذْهَبُ إِلَى المَدْرَسَةِ فِي السَّاعَةِ الثَّامِنَةِ.</w:t>
             </w:r>
           </w:p>
           <w:p>
@@ -2009,7 +2009,7 @@
                 <w:szCs w:val="30"/>
                 <w:rtl/>
               </w:rPr>
-              <w:t xml:space="preserve">أَدْرُسُ اللُّغَةَ الْعَرَبِيَّةَ وَالرِّيَاضِيَّاتِ.</w:t>
+              <w:t xml:space="preserve">أَدْرُسُ اللُّغَةَ العَرَبِيَّةَ وَالرِّيَاضِيَّاتِ.</w:t>
             </w:r>
           </w:p>
           <w:p>
@@ -2027,7 +2027,7 @@
                 <w:szCs w:val="30"/>
                 <w:rtl/>
               </w:rPr>
-              <w:t xml:space="preserve">فِي الِاسْتِرَاحَةِ أَلْعَبُ مَعَ أَصْدِقَائِي.</w:t>
+              <w:t xml:space="preserve">فِي الاسْتِرَاحَةِ أَلْعَبُ مَعَ أَصْدِقَائِي.</w:t>
             </w:r>
           </w:p>
           <w:p>
@@ -2045,7 +2045,7 @@
                 <w:szCs w:val="30"/>
                 <w:rtl/>
               </w:rPr>
-              <w:t xml:space="preserve">مُعَلِّمُونَا يُسَاعِدُونَنَا دَائِمًا.</w:t>
+              <w:t xml:space="preserve">مُعَلِّمُونَا يُسَاعِدُونَنَا دَائِمًا.</w:t>
             </w:r>
           </w:p>
           <w:p>
@@ -2063,7 +2063,7 @@
                 <w:szCs w:val="30"/>
                 <w:rtl/>
               </w:rPr>
-              <w:t xml:space="preserve">أَعُودُ إِلَى الْبَيْتِ فِي الْمَسَاءِ.</w:t>
+              <w:t xml:space="preserve">أَعُودُ إِلَى البَيْتِ فِي المَسَاءِ.</w:t>
             </w:r>
           </w:p>
           <w:p>
@@ -2081,7 +2081,7 @@
                 <w:szCs w:val="30"/>
                 <w:rtl/>
               </w:rPr>
-              <w:t xml:space="preserve">أُحِبُّ مَدْرَسَتِي وَأَصْدِقَائِي.</w:t>
+              <w:t xml:space="preserve">أُحِبُّ مَدْرَسَتِي وَأَصْدِقَائِي.</w:t>
             </w:r>
           </w:p>
         </w:tc>
@@ -2167,7 +2167,7 @@
                 <w:szCs w:val="30"/>
                 <w:rtl/>
               </w:rPr>
-              <w:t xml:space="preserve">مَدْرَسَةٌ   —   صَفٌّ   —   حِصَّةٌ   —   اِسْتِرَاحَةٌ   —   مَكْتَبَةٌ   —   مُخْتَبَرٌ   —   جَرَسٌ   —   دَرْسٌ   —   مُدِيرٌ   —   سَاحَةٌ</w:t>
+              <w:t xml:space="preserve">مَدْرَسَةٌ   —   صَفٌّ   —   حِصَّةٌ   —   اِسْتِرَاحَةٌ   —   مَكْتَبَةٌ   —   مُخْتَبَرٌ   —   جَرَسٌ   —   دَرْسٌ   —   مُدِيرٌ   —   سَاحَةٌ</w:t>
             </w:r>
           </w:p>
         </w:tc>
@@ -15135,7 +15135,7 @@
                 <w:szCs w:val="30"/>
                 <w:rtl/>
               </w:rPr>
-              <w:t xml:space="preserve">بَيْتُنَا فِي حَيٍّ هَادِئٍ.</w:t>
+              <w:t xml:space="preserve">بَيْتُنَا فِي حَيٍّ هَادِئٍ.</w:t>
             </w:r>
           </w:p>
           <w:p>
@@ -15153,7 +15153,7 @@
                 <w:szCs w:val="30"/>
                 <w:rtl/>
               </w:rPr>
-              <w:t xml:space="preserve">فِي بَيْتِنَا خَمْسُ غُرَفٍ وَمَطْبَخٌ وَحَمَّامٌ.</w:t>
+              <w:t xml:space="preserve">فِي بَيْتِنَا خَمْسُ غُرَفٍ وَمَطْبَخٌ وَحَمَّامٌ.</w:t>
             </w:r>
           </w:p>
           <w:p>
@@ -15171,7 +15171,7 @@
                 <w:szCs w:val="30"/>
                 <w:rtl/>
               </w:rPr>
-              <w:t xml:space="preserve">غُرْفَتِي صَغِيرَةٌ لَكِنَّهَا مُرَتَّبَةٌ.</w:t>
+              <w:t xml:space="preserve">غُرْفَتِي صَغِيرَةٌ لَكِنَّهَا مُرَتَّبَةٌ.</w:t>
             </w:r>
           </w:p>
           <w:p>
@@ -15207,7 +15207,7 @@
                 <w:szCs w:val="30"/>
                 <w:rtl/>
               </w:rPr>
-              <w:t xml:space="preserve">نَجْلِسُ مَعًا فِي غُرْفَةِ الْجُلُوسِ مَسَاءً.</w:t>
+              <w:t xml:space="preserve">نَجْلِسُ مَعًا فِي غُرْفَةِ الجُلُوسِ مَسَاءً.</w:t>
             </w:r>
           </w:p>
           <w:p>
@@ -15225,7 +15225,7 @@
                 <w:szCs w:val="30"/>
                 <w:rtl/>
               </w:rPr>
-              <w:t xml:space="preserve">أَمَامَ الْبَيْتِ حَدِيقَةٌ صَغِيرَةٌ.</w:t>
+              <w:t xml:space="preserve">أَمَامَ البَيْتِ حَدِيقَةٌ صَغِيرَةٌ.</w:t>
             </w:r>
           </w:p>
           <w:p>
@@ -15243,7 +15243,7 @@
                 <w:szCs w:val="30"/>
                 <w:rtl/>
               </w:rPr>
-              <w:t xml:space="preserve">أَشْعُرُ بِالرَّاحَةِ فِي بَيْتِي.</w:t>
+              <w:t xml:space="preserve">أَشْعُرُ بِالرَّاحَةِ فِي بَيْتِي.</w:t>
             </w:r>
           </w:p>
         </w:tc>
@@ -15329,7 +15329,7 @@
                 <w:szCs w:val="30"/>
                 <w:rtl/>
               </w:rPr>
-              <w:t xml:space="preserve">بَيْتٌ   —   غُرْفَةٌ   —   مَطْبَخٌ   —   حَمَّامٌ   —   سَرِيرٌ   —   خِزَانَةٌ   —   أَرِيكَةٌ   —   حَدِيقَةٌ   —   شُرْفَةٌ   —   سُلَّمٌ</w:t>
+              <w:t xml:space="preserve">بَيْتٌ   —   غُرْفَةٌ   —   مَطْبَخٌ   —   حَمَّامٌ   —   سَرِيرٌ   —   خِزَانَةٌ   —   أَرِيكَةٌ   —   حَدِيقَةٌ   —   شُرْفَةٌ   —   سُلَّمٌ</w:t>
             </w:r>
           </w:p>
         </w:tc>

--- a/dosyalar/performans-proje/9-sinif/arapca-9-sinif-performans-proje.docx
+++ b/dosyalar/performans-proje/9-sinif/arapca-9-sinif-performans-proje.docx
@@ -1947,7 +1947,7 @@
             </w:pPr>
             <w:r>
               <w:rPr>
-                <w:rFonts w:ascii="Markazi Text" w:cs="Markazi Text" w:eastAsia="Markazi Text" w:hAnsi="Markazi Text"/>
+                <w:rFonts w:ascii="Arakom" w:cs="Arakom" w:eastAsia="Arakom" w:hAnsi="Arakom"/>
                 <w:b/>
                 <w:bCs/>
                 <w:color w:val="111111"/>
@@ -1965,7 +1965,7 @@
             </w:pPr>
             <w:r>
               <w:rPr>
-                <w:rFonts w:ascii="Markazi Text" w:cs="Markazi Text" w:eastAsia="Markazi Text" w:hAnsi="Markazi Text"/>
+                <w:rFonts w:ascii="Arakom" w:cs="Arakom" w:eastAsia="Arakom" w:hAnsi="Arakom"/>
                 <w:b w:val="false"/>
                 <w:bCs w:val="false"/>
                 <w:color w:val="111111"/>
@@ -1983,7 +1983,7 @@
             </w:pPr>
             <w:r>
               <w:rPr>
-                <w:rFonts w:ascii="Markazi Text" w:cs="Markazi Text" w:eastAsia="Markazi Text" w:hAnsi="Markazi Text"/>
+                <w:rFonts w:ascii="Arakom" w:cs="Arakom" w:eastAsia="Arakom" w:hAnsi="Arakom"/>
                 <w:b w:val="false"/>
                 <w:bCs w:val="false"/>
                 <w:color w:val="111111"/>
@@ -2001,7 +2001,7 @@
             </w:pPr>
             <w:r>
               <w:rPr>
-                <w:rFonts w:ascii="Markazi Text" w:cs="Markazi Text" w:eastAsia="Markazi Text" w:hAnsi="Markazi Text"/>
+                <w:rFonts w:ascii="Arakom" w:cs="Arakom" w:eastAsia="Arakom" w:hAnsi="Arakom"/>
                 <w:b w:val="false"/>
                 <w:bCs w:val="false"/>
                 <w:color w:val="111111"/>
@@ -2019,7 +2019,7 @@
             </w:pPr>
             <w:r>
               <w:rPr>
-                <w:rFonts w:ascii="Markazi Text" w:cs="Markazi Text" w:eastAsia="Markazi Text" w:hAnsi="Markazi Text"/>
+                <w:rFonts w:ascii="Arakom" w:cs="Arakom" w:eastAsia="Arakom" w:hAnsi="Arakom"/>
                 <w:b w:val="false"/>
                 <w:bCs w:val="false"/>
                 <w:color w:val="111111"/>
@@ -2037,7 +2037,7 @@
             </w:pPr>
             <w:r>
               <w:rPr>
-                <w:rFonts w:ascii="Markazi Text" w:cs="Markazi Text" w:eastAsia="Markazi Text" w:hAnsi="Markazi Text"/>
+                <w:rFonts w:ascii="Arakom" w:cs="Arakom" w:eastAsia="Arakom" w:hAnsi="Arakom"/>
                 <w:b w:val="false"/>
                 <w:bCs w:val="false"/>
                 <w:color w:val="111111"/>
@@ -2055,7 +2055,7 @@
             </w:pPr>
             <w:r>
               <w:rPr>
-                <w:rFonts w:ascii="Markazi Text" w:cs="Markazi Text" w:eastAsia="Markazi Text" w:hAnsi="Markazi Text"/>
+                <w:rFonts w:ascii="Arakom" w:cs="Arakom" w:eastAsia="Arakom" w:hAnsi="Arakom"/>
                 <w:b w:val="false"/>
                 <w:bCs w:val="false"/>
                 <w:color w:val="111111"/>
@@ -2073,7 +2073,7 @@
             </w:pPr>
             <w:r>
               <w:rPr>
-                <w:rFonts w:ascii="Markazi Text" w:cs="Markazi Text" w:eastAsia="Markazi Text" w:hAnsi="Markazi Text"/>
+                <w:rFonts w:ascii="Arakom" w:cs="Arakom" w:eastAsia="Arakom" w:hAnsi="Arakom"/>
                 <w:b w:val="false"/>
                 <w:bCs w:val="false"/>
                 <w:color w:val="111111"/>
@@ -2159,7 +2159,7 @@
             </w:pPr>
             <w:r>
               <w:rPr>
-                <w:rFonts w:ascii="Markazi Text" w:cs="Markazi Text" w:eastAsia="Markazi Text" w:hAnsi="Markazi Text"/>
+                <w:rFonts w:ascii="Arakom" w:cs="Arakom" w:eastAsia="Arakom" w:hAnsi="Arakom"/>
                 <w:b w:val="false"/>
                 <w:bCs w:val="false"/>
                 <w:color w:val="111111"/>
@@ -15109,7 +15109,7 @@
             </w:pPr>
             <w:r>
               <w:rPr>
-                <w:rFonts w:ascii="Markazi Text" w:cs="Markazi Text" w:eastAsia="Markazi Text" w:hAnsi="Markazi Text"/>
+                <w:rFonts w:ascii="Arakom" w:cs="Arakom" w:eastAsia="Arakom" w:hAnsi="Arakom"/>
                 <w:b/>
                 <w:bCs/>
                 <w:color w:val="111111"/>
@@ -15127,7 +15127,7 @@
             </w:pPr>
             <w:r>
               <w:rPr>
-                <w:rFonts w:ascii="Markazi Text" w:cs="Markazi Text" w:eastAsia="Markazi Text" w:hAnsi="Markazi Text"/>
+                <w:rFonts w:ascii="Arakom" w:cs="Arakom" w:eastAsia="Arakom" w:hAnsi="Arakom"/>
                 <w:b w:val="false"/>
                 <w:bCs w:val="false"/>
                 <w:color w:val="111111"/>
@@ -15145,7 +15145,7 @@
             </w:pPr>
             <w:r>
               <w:rPr>
-                <w:rFonts w:ascii="Markazi Text" w:cs="Markazi Text" w:eastAsia="Markazi Text" w:hAnsi="Markazi Text"/>
+                <w:rFonts w:ascii="Arakom" w:cs="Arakom" w:eastAsia="Arakom" w:hAnsi="Arakom"/>
                 <w:b w:val="false"/>
                 <w:bCs w:val="false"/>
                 <w:color w:val="111111"/>
@@ -15163,7 +15163,7 @@
             </w:pPr>
             <w:r>
               <w:rPr>
-                <w:rFonts w:ascii="Markazi Text" w:cs="Markazi Text" w:eastAsia="Markazi Text" w:hAnsi="Markazi Text"/>
+                <w:rFonts w:ascii="Arakom" w:cs="Arakom" w:eastAsia="Arakom" w:hAnsi="Arakom"/>
                 <w:b w:val="false"/>
                 <w:bCs w:val="false"/>
                 <w:color w:val="111111"/>
@@ -15181,7 +15181,7 @@
             </w:pPr>
             <w:r>
               <w:rPr>
-                <w:rFonts w:ascii="Markazi Text" w:cs="Markazi Text" w:eastAsia="Markazi Text" w:hAnsi="Markazi Text"/>
+                <w:rFonts w:ascii="Arakom" w:cs="Arakom" w:eastAsia="Arakom" w:hAnsi="Arakom"/>
                 <w:b w:val="false"/>
                 <w:bCs w:val="false"/>
                 <w:color w:val="111111"/>
@@ -15199,7 +15199,7 @@
             </w:pPr>
             <w:r>
               <w:rPr>
-                <w:rFonts w:ascii="Markazi Text" w:cs="Markazi Text" w:eastAsia="Markazi Text" w:hAnsi="Markazi Text"/>
+                <w:rFonts w:ascii="Arakom" w:cs="Arakom" w:eastAsia="Arakom" w:hAnsi="Arakom"/>
                 <w:b w:val="false"/>
                 <w:bCs w:val="false"/>
                 <w:color w:val="111111"/>
@@ -15217,7 +15217,7 @@
             </w:pPr>
             <w:r>
               <w:rPr>
-                <w:rFonts w:ascii="Markazi Text" w:cs="Markazi Text" w:eastAsia="Markazi Text" w:hAnsi="Markazi Text"/>
+                <w:rFonts w:ascii="Arakom" w:cs="Arakom" w:eastAsia="Arakom" w:hAnsi="Arakom"/>
                 <w:b w:val="false"/>
                 <w:bCs w:val="false"/>
                 <w:color w:val="111111"/>
@@ -15235,7 +15235,7 @@
             </w:pPr>
             <w:r>
               <w:rPr>
-                <w:rFonts w:ascii="Markazi Text" w:cs="Markazi Text" w:eastAsia="Markazi Text" w:hAnsi="Markazi Text"/>
+                <w:rFonts w:ascii="Arakom" w:cs="Arakom" w:eastAsia="Arakom" w:hAnsi="Arakom"/>
                 <w:b w:val="false"/>
                 <w:bCs w:val="false"/>
                 <w:color w:val="111111"/>
@@ -15321,7 +15321,7 @@
             </w:pPr>
             <w:r>
               <w:rPr>
-                <w:rFonts w:ascii="Markazi Text" w:cs="Markazi Text" w:eastAsia="Markazi Text" w:hAnsi="Markazi Text"/>
+                <w:rFonts w:ascii="Arakom" w:cs="Arakom" w:eastAsia="Arakom" w:hAnsi="Arakom"/>
                 <w:b w:val="false"/>
                 <w:bCs w:val="false"/>
                 <w:color w:val="111111"/>

--- a/dosyalar/performans-proje/9-sinif/arapca-9-sinif-performans-proje.docx
+++ b/dosyalar/performans-proje/9-sinif/arapca-9-sinif-performans-proje.docx
@@ -667,7 +667,7 @@
                 <w:sz w:val="19"/>
                 <w:szCs w:val="19"/>
               </w:rPr>
-              <w:t xml:space="preserve">2025 Arapça Dersi Öğretim Programı (Türkiye Yüzyılı Maarif Modeli)</w:t>
+              <w:t xml:space="preserve">Arapça Dersi Öğretim Programı (Türkiye Yüzyılı Maarif Modeli)</w:t>
             </w:r>
           </w:p>
         </w:tc>
@@ -13809,7 +13809,7 @@
                 <w:sz w:val="19"/>
                 <w:szCs w:val="19"/>
               </w:rPr>
-              <w:t xml:space="preserve">2025 Arapça Dersi Öğretim Programı (Türkiye Yüzyılı Maarif Modeli)</w:t>
+              <w:t xml:space="preserve">Arapça Dersi Öğretim Programı (Türkiye Yüzyılı Maarif Modeli)</w:t>
             </w:r>
           </w:p>
         </w:tc>
